--- a/JupiterOne_Public_Information_Readable.docx
+++ b/JupiterOne_Public_Information_Readable.docx
@@ -62,7 +62,7 @@
           <w:szCs w:val="20"/>
           <w:rtl w:val="0"/>
         </w:rPr>
-        <w:t xml:space="preserve">Human-readable counterpart to fedramp-public-information-final.json — last updated 2026-08-10</w:t>
+        <w:t xml:space="preserve">Human-readable counterpart to fedramp-public-information-final.json — last updated 2026-10-30</w:t>
       </w:r>
       <w:r>
         <w:rPr>
@@ -1300,7 +1300,7 @@
         <w:rPr>
           <w:rtl w:val="0"/>
         </w:rPr>
-        <w:t xml:space="preserve">JupiterOne GovCloud is the government-focused deployment of the JupiterOne cyber asset attack surface management platform, providing federal customers with continuous asset visibility, relationship mapping, and compliance evidence management within a dedicated environment aligned to FedRAMP requirements.</w:t>
+        <w:t xml:space="preserve">JupiterOne GovCloud is the government-focused deployment of the JupiterOne cyber asset attack surface management platform, providing federal customers with continuous asset visibility, relationship mapping, and compliance evidence management. Hosted in AWS Commercial in the us-east-2 region.</w:t>
       </w:r>
     </w:p>
     <w:p>
